--- a/knowledge_source/Windchill GPDM & Windchill NA/Windchill NA/TASK0399237 - Adding New ENUM.docx
+++ b/knowledge_source/Windchill GPDM & Windchill NA/Windchill NA/TASK0399237 - Adding New ENUM.docx
@@ -13398,7 +13398,7 @@
 </file>
 
 <file path=customXml/itemProps2.xml><?xml version="1.0" encoding="utf-8"?>
-<ds:datastoreItem xmlns:ds="http://schemas.openxmlformats.org/officeDocument/2006/customXml" ds:itemID="{13E32498-40CA-49C3-A5F6-C36BDCD9DDCF}"/>
+<ds:datastoreItem xmlns:ds="http://schemas.openxmlformats.org/officeDocument/2006/customXml" ds:itemID="{56164B23-B0CC-47AD-8935-0DD116AB3986}"/>
 </file>
 
 <file path=customXml/itemProps3.xml><?xml version="1.0" encoding="utf-8"?>
